--- a/wwwroot/Templates/ContractNewEn.docx
+++ b/wwwroot/Templates/ContractNewEn.docx
@@ -907,7 +907,7 @@
           </w:p>
           <w:p>
             <w:pPr>
-              <w:jc w:val="right"/>
+              <w:bidi/>
               <w:rPr>
                 <w:rFonts w:cs="Simplified Arabic"/>
                 <w:b/>
@@ -916,16 +916,6 @@
                 <w:szCs w:val="16"/>
               </w:rPr>
             </w:pPr>
-            <w:r>
-              <w:rPr>
-                <w:rFonts w:cs="Simplified Arabic"/>
-                <w:b/>
-                <w:bCs/>
-                <w:sz w:val="16"/>
-                <w:szCs w:val="16"/>
-              </w:rPr>
-              <w:t xml:space="preserve">2- </w:t>
-            </w:r>
             <w:r>
               <w:rPr>
                 <w:rFonts w:cs="Simplified Arabic"/>
@@ -1208,7 +1198,7 @@
           </w:p>
           <w:p>
             <w:pPr>
-              <w:jc w:val="right"/>
+              <w:bidi/>
               <w:rPr>
                 <w:rFonts w:cs="Simplified Arabic"/>
                 <w:b/>
@@ -1410,7 +1400,7 @@
           </w:p>
           <w:p>
             <w:pPr>
-              <w:jc w:val="right"/>
+              <w:bidi/>
               <w:rPr>
                 <w:rFonts w:cs="Simplified Arabic"/>
                 <w:b/>
@@ -1830,6 +1820,7 @@
               </w:rPr>
               <w:t xml:space="preserve"> </w:t>
             </w:r>
+            <w:proofErr w:type="spellStart"/>
             <w:r>
               <w:rPr>
                 <w:rFonts w:cs="Simplified Arabic"/>
@@ -1841,6 +1832,7 @@
               </w:rPr>
               <w:t>الأتفاق</w:t>
             </w:r>
+            <w:proofErr w:type="spellEnd"/>
             <w:r>
               <w:rPr>
                 <w:b/>
@@ -3428,6 +3420,7 @@
               </w:rPr>
               <w:t xml:space="preserve"> </w:t>
             </w:r>
+            <w:proofErr w:type="spellStart"/>
             <w:r>
               <w:rPr>
                 <w:rFonts w:cs="Simplified Arabic"/>
@@ -3439,6 +3432,7 @@
               </w:rPr>
               <w:t>ا|لأجر</w:t>
             </w:r>
+            <w:proofErr w:type="spellEnd"/>
             <w:r>
               <w:rPr>
                 <w:b/>
@@ -5134,15 +5128,27 @@
                 <w:szCs w:val="16"/>
               </w:rPr>
             </w:pPr>
-            <w:r>
-              <w:rPr>
-                <w:rFonts w:ascii="Arial" w:hAnsi="Arial" w:cs="Arial"/>
-                <w:b/>
-                <w:bCs/>
-                <w:sz w:val="16"/>
-                <w:szCs w:val="16"/>
-              </w:rPr>
-              <w:t>Labour Department</w:t>
+            <w:proofErr w:type="spellStart"/>
+            <w:r>
+              <w:rPr>
+                <w:rFonts w:ascii="Arial" w:hAnsi="Arial" w:cs="Arial"/>
+                <w:b/>
+                <w:bCs/>
+                <w:sz w:val="16"/>
+                <w:szCs w:val="16"/>
+              </w:rPr>
+              <w:t>Labour</w:t>
+            </w:r>
+            <w:proofErr w:type="spellEnd"/>
+            <w:r>
+              <w:rPr>
+                <w:rFonts w:ascii="Arial" w:hAnsi="Arial" w:cs="Arial"/>
+                <w:b/>
+                <w:bCs/>
+                <w:sz w:val="16"/>
+                <w:szCs w:val="16"/>
+              </w:rPr>
+              <w:t xml:space="preserve"> Department</w:t>
             </w:r>
           </w:p>
           <w:p>
@@ -6410,6 +6416,7 @@
               </w:rPr>
               <w:t xml:space="preserve"> </w:t>
             </w:r>
+            <w:proofErr w:type="spellStart"/>
             <w:r>
               <w:rPr>
                 <w:rFonts w:ascii="Arial" w:hAnsi="Arial" w:cs="Arial"/>
@@ -6447,6 +6454,7 @@
               </w:rPr>
               <w:t>e</w:t>
             </w:r>
+            <w:proofErr w:type="spellEnd"/>
             <w:r>
               <w:rPr>
                 <w:rFonts w:ascii="Arial" w:hAnsi="Arial" w:cs="Arial"/>
@@ -8298,6 +8306,7 @@
               </w:rPr>
               <w:t xml:space="preserve"> </w:t>
             </w:r>
+            <w:proofErr w:type="spellStart"/>
             <w:r>
               <w:rPr>
                 <w:b/>
@@ -8309,6 +8318,7 @@
               </w:rPr>
               <w:t>cle</w:t>
             </w:r>
+            <w:proofErr w:type="spellEnd"/>
             <w:r>
               <w:rPr>
                 <w:b/>
@@ -10527,6 +10537,7 @@
         </w:rPr>
         <w:t xml:space="preserve"> </w:t>
       </w:r>
+      <w:proofErr w:type="spellStart"/>
       <w:r>
         <w:rPr>
           <w:rFonts w:cs="Simplified Arabic"/>
@@ -10538,6 +10549,7 @@
         </w:rPr>
         <w:t>إسترشاديا</w:t>
       </w:r>
+      <w:proofErr w:type="spellEnd"/>
       <w:r>
         <w:rPr>
           <w:b/>
@@ -11031,6 +11043,7 @@
         </w:rPr>
         <w:t xml:space="preserve"> </w:t>
       </w:r>
+      <w:proofErr w:type="spellStart"/>
       <w:r>
         <w:rPr>
           <w:rFonts w:cs="Simplified Arabic"/>
@@ -11042,6 +11055,7 @@
         </w:rPr>
         <w:t>والشرروط</w:t>
       </w:r>
+      <w:proofErr w:type="spellEnd"/>
       <w:r>
         <w:rPr>
           <w:b/>
@@ -11747,6 +11761,7 @@
               </w:rPr>
               <w:t xml:space="preserve"> </w:t>
             </w:r>
+            <w:proofErr w:type="spellStart"/>
             <w:r>
               <w:rPr>
                 <w:rFonts w:cs="Simplified Arabic"/>
@@ -11758,6 +11773,7 @@
               </w:rPr>
               <w:t>بإستثناء</w:t>
             </w:r>
+            <w:proofErr w:type="spellEnd"/>
             <w:r>
               <w:rPr>
                 <w:b/>
@@ -14613,6 +14629,7 @@
               </w:rPr>
               <w:t xml:space="preserve"> </w:t>
             </w:r>
+            <w:proofErr w:type="spellStart"/>
             <w:r>
               <w:rPr>
                 <w:rFonts w:cs="Simplified Arabic"/>
@@ -14625,6 +14642,7 @@
               </w:rPr>
               <w:t>بالمركبه</w:t>
             </w:r>
+            <w:proofErr w:type="spellEnd"/>
             <w:r>
               <w:rPr>
                 <w:b/>
@@ -15027,6 +15045,7 @@
               </w:rPr>
               <w:t xml:space="preserve"> </w:t>
             </w:r>
+            <w:proofErr w:type="spellStart"/>
             <w:r>
               <w:rPr>
                 <w:rFonts w:cs="Simplified Arabic"/>
@@ -15039,6 +15058,7 @@
               </w:rPr>
               <w:t>ولاتبراء</w:t>
             </w:r>
+            <w:proofErr w:type="spellEnd"/>
             <w:r>
               <w:rPr>
                 <w:b/>
@@ -15460,6 +15480,7 @@
               </w:rPr>
               <w:t xml:space="preserve"> </w:t>
             </w:r>
+            <w:proofErr w:type="spellStart"/>
             <w:r>
               <w:rPr>
                 <w:rFonts w:cs="Simplified Arabic"/>
@@ -15472,6 +15493,7 @@
               </w:rPr>
               <w:t>المده</w:t>
             </w:r>
+            <w:proofErr w:type="spellEnd"/>
             <w:r>
               <w:rPr>
                 <w:b/>
@@ -15483,6 +15505,7 @@
               </w:rPr>
               <w:t xml:space="preserve"> </w:t>
             </w:r>
+            <w:proofErr w:type="spellStart"/>
             <w:r>
               <w:rPr>
                 <w:rFonts w:cs="Simplified Arabic"/>
@@ -15495,6 +15518,7 @@
               </w:rPr>
               <w:t>بأعتبار</w:t>
             </w:r>
+            <w:proofErr w:type="spellEnd"/>
             <w:r>
               <w:rPr>
                 <w:b/>
@@ -16444,8 +16468,22 @@
                 <w:u w:val="single"/>
                 <w:rtl/>
               </w:rPr>
-              <w:t xml:space="preserve">  لايحق</w:t>
-            </w:r>
+              <w:t xml:space="preserve">  </w:t>
+            </w:r>
+            <w:proofErr w:type="spellStart"/>
+            <w:r>
+              <w:rPr>
+                <w:rFonts w:cs="Simplified Arabic"/>
+                <w:b/>
+                <w:bCs/>
+                <w:sz w:val="14"/>
+                <w:szCs w:val="14"/>
+                <w:u w:val="single"/>
+                <w:rtl/>
+              </w:rPr>
+              <w:t>لايحق</w:t>
+            </w:r>
+            <w:proofErr w:type="spellEnd"/>
             <w:proofErr w:type="gramEnd"/>
             <w:r>
               <w:rPr>
@@ -18728,6 +18766,7 @@
               </w:rPr>
               <w:t xml:space="preserve"> </w:t>
             </w:r>
+            <w:proofErr w:type="spellStart"/>
             <w:r>
               <w:rPr>
                 <w:rFonts w:ascii="Arial" w:hAnsi="Arial" w:cs="Arial"/>
@@ -18765,6 +18804,7 @@
               </w:rPr>
               <w:t>e</w:t>
             </w:r>
+            <w:proofErr w:type="spellEnd"/>
             <w:r>
               <w:rPr>
                 <w:rFonts w:ascii="Arial" w:hAnsi="Arial" w:cs="Arial"/>
@@ -20144,6 +20184,7 @@
               </w:rPr>
               <w:t xml:space="preserve"> </w:t>
             </w:r>
+            <w:proofErr w:type="spellStart"/>
             <w:r>
               <w:rPr>
                 <w:b/>
@@ -20153,7 +20194,19 @@
                 <w:szCs w:val="16"/>
                 <w:u w:val="single" w:color="000000"/>
               </w:rPr>
-              <w:t>ue"</w:t>
+              <w:t>ue</w:t>
+            </w:r>
+            <w:proofErr w:type="spellEnd"/>
+            <w:r>
+              <w:rPr>
+                <w:b/>
+                <w:bCs/>
+                <w:w w:val="120"/>
+                <w:sz w:val="16"/>
+                <w:szCs w:val="16"/>
+                <w:u w:val="single" w:color="000000"/>
+              </w:rPr>
+              <w:t>"</w:t>
             </w:r>
           </w:p>
           <w:p>
@@ -21346,6 +21399,7 @@
               </w:rPr>
               <w:t xml:space="preserve"> </w:t>
             </w:r>
+            <w:proofErr w:type="spellStart"/>
             <w:r>
               <w:rPr>
                 <w:spacing w:val="-15"/>
@@ -21372,6 +21426,7 @@
               </w:rPr>
               <w:t>ork</w:t>
             </w:r>
+            <w:proofErr w:type="spellEnd"/>
             <w:r>
               <w:rPr>
                 <w:spacing w:val="-7"/>
@@ -21559,6 +21614,7 @@
               </w:rPr>
               <w:t xml:space="preserve"> </w:t>
             </w:r>
+            <w:proofErr w:type="spellStart"/>
             <w:proofErr w:type="gramStart"/>
             <w:r>
               <w:rPr>
@@ -21594,6 +21650,7 @@
               </w:rPr>
               <w:t>e</w:t>
             </w:r>
+            <w:proofErr w:type="spellEnd"/>
             <w:proofErr w:type="gramEnd"/>
             <w:r>
               <w:rPr>
@@ -21835,6 +21892,7 @@
               </w:rPr>
               <w:t xml:space="preserve"> </w:t>
             </w:r>
+            <w:proofErr w:type="spellStart"/>
             <w:r>
               <w:rPr>
                 <w:w w:val="115"/>
@@ -21843,6 +21901,7 @@
               </w:rPr>
               <w:t>tlie</w:t>
             </w:r>
+            <w:proofErr w:type="spellEnd"/>
             <w:r>
               <w:rPr>
                 <w:spacing w:val="-28"/>
@@ -22014,6 +22073,7 @@
               </w:rPr>
               <w:t xml:space="preserve"> </w:t>
             </w:r>
+            <w:proofErr w:type="spellStart"/>
             <w:r>
               <w:rPr>
                 <w:rFonts w:ascii="Arial" w:hAnsi="Arial" w:cs="Arial"/>
@@ -22064,6 +22124,7 @@
               </w:rPr>
               <w:t>ce</w:t>
             </w:r>
+            <w:proofErr w:type="spellEnd"/>
             <w:r>
               <w:rPr>
                 <w:rFonts w:ascii="Arial" w:hAnsi="Arial" w:cs="Arial"/>
@@ -22689,6 +22750,7 @@
               </w:rPr>
               <w:t xml:space="preserve"> </w:t>
             </w:r>
+            <w:proofErr w:type="spellStart"/>
             <w:r>
               <w:rPr>
                 <w:w w:val="110"/>
@@ -22697,6 +22759,7 @@
               </w:rPr>
               <w:t>Labour</w:t>
             </w:r>
+            <w:proofErr w:type="spellEnd"/>
             <w:r>
               <w:rPr>
                 <w:spacing w:val="51"/>
@@ -23848,6 +23911,7 @@
               </w:rPr>
               <w:t xml:space="preserve"> </w:t>
             </w:r>
+            <w:proofErr w:type="spellStart"/>
             <w:r>
               <w:rPr>
                 <w:rFonts w:ascii="Arial" w:hAnsi="Arial" w:cs="Arial"/>
@@ -23885,6 +23949,7 @@
               </w:rPr>
               <w:t>ons</w:t>
             </w:r>
+            <w:proofErr w:type="spellEnd"/>
             <w:r>
               <w:rPr>
                 <w:rFonts w:ascii="Arial" w:hAnsi="Arial" w:cs="Arial"/>
@@ -24044,7 +24109,18 @@
                 <w:szCs w:val="16"/>
                 <w:u w:val="single" w:color="000000"/>
               </w:rPr>
-              <w:t>"Spec</w:t>
+              <w:t>"</w:t>
+            </w:r>
+            <w:proofErr w:type="spellStart"/>
+            <w:r>
+              <w:rPr>
+                <w:rFonts w:ascii="Arial" w:hAnsi="Arial" w:cs="Arial"/>
+                <w:w w:val="115"/>
+                <w:sz w:val="16"/>
+                <w:szCs w:val="16"/>
+                <w:u w:val="single" w:color="000000"/>
+              </w:rPr>
+              <w:t>Spec</w:t>
             </w:r>
             <w:r>
               <w:rPr>
@@ -24089,6 +24165,7 @@
               </w:rPr>
               <w:t>i</w:t>
             </w:r>
+            <w:proofErr w:type="spellEnd"/>
             <w:r>
               <w:rPr>
                 <w:rFonts w:ascii="Arial" w:hAnsi="Arial" w:cs="Arial"/>
@@ -24280,6 +24357,7 @@
               </w:rPr>
               <w:t xml:space="preserve"> </w:t>
             </w:r>
+            <w:proofErr w:type="spellStart"/>
             <w:r>
               <w:rPr>
                 <w:rFonts w:ascii="Arial" w:hAnsi="Arial" w:cs="Arial"/>
@@ -24289,6 +24367,7 @@
               </w:rPr>
               <w:t>Labour</w:t>
             </w:r>
+            <w:proofErr w:type="spellEnd"/>
             <w:r>
               <w:rPr>
                 <w:rFonts w:ascii="Arial" w:hAnsi="Arial" w:cs="Arial"/>
@@ -25129,6 +25208,7 @@
               </w:rPr>
               <w:t xml:space="preserve"> </w:t>
             </w:r>
+            <w:proofErr w:type="spellStart"/>
             <w:r>
               <w:rPr>
                 <w:rFonts w:ascii="Arial" w:hAnsi="Arial" w:cs="Arial"/>
@@ -25139,7 +25219,20 @@
                 <w:szCs w:val="16"/>
                 <w:u w:val="single" w:color="000000"/>
               </w:rPr>
-              <w:t>uage"</w:t>
+              <w:t>uage</w:t>
+            </w:r>
+            <w:proofErr w:type="spellEnd"/>
+            <w:r>
+              <w:rPr>
+                <w:rFonts w:ascii="Arial" w:hAnsi="Arial" w:cs="Arial"/>
+                <w:b/>
+                <w:bCs/>
+                <w:w w:val="115"/>
+                <w:sz w:val="16"/>
+                <w:szCs w:val="16"/>
+                <w:u w:val="single" w:color="000000"/>
+              </w:rPr>
+              <w:t>"</w:t>
             </w:r>
           </w:p>
           <w:p>
@@ -26784,7 +26877,7 @@
                 <v:path o:extrusionok="f" gradientshapeok="t" o:connecttype="rect"/>
                 <o:lock v:ext="edit" aspectratio="t"/>
               </v:shapetype>
-              <v:shape id="صورة 2" o:spid="_x0000_i1025" type="#_x0000_t75" style="width:45pt;height:39pt;visibility:visible;mso-wrap-style:square">
+              <v:shape id="صورة 2" o:spid="_x0000_i1025" type="#_x0000_t75" style="width:45.15pt;height:39.2pt;visibility:visible;mso-wrap-style:square">
                 <v:imagedata r:id="rId1" o:title="" croptop="-269f" cropbottom="-269f" cropleft="-284f" cropright="-284f"/>
               </v:shape>
             </w:pict>
